--- a/НИР_ЭДО_7стран_и_практика/03_Судебная_практика/02_ЭДО_в_ОТ/04_Испания_практика_ОТ.docx
+++ b/НИР_ЭДО_7стран_и_практика/03_Судебная_практика/02_ЭДО_в_ОТ/04_Испания_практика_ОТ.docx
@@ -11,6 +11,7 @@
         <w:rPr>
           <w:rFonts w:ascii="Calibri" w:hAnsi="Calibri" w:eastAsia="Calibri"/>
           <w:b/>
+          <w:i w:val="0"/>
           <w:color w:val="1F4E79"/>
           <w:sz w:val="44"/>
         </w:rPr>
@@ -25,10 +26,26 @@
         <w:rPr>
           <w:rFonts w:ascii="Calibri" w:hAnsi="Calibri" w:eastAsia="Calibri"/>
           <w:b w:val="0"/>
+          <w:i w:val="0"/>
           <w:color w:val="535353"/>
           <w:sz w:val="26"/>
         </w:rPr>
         <w:t>LPRL art. 19 + режим LEC 326.4 / eIDAS для трудовых электронных документов (аналогия)</w:t>
+      </w:r>
+    </w:p>
+    <w:p>
+      <w:pPr>
+        <w:spacing w:after="160"/>
+      </w:pPr>
+      <w:r>
+        <w:rPr>
+          <w:rFonts w:ascii="Calibri" w:hAnsi="Calibri" w:eastAsia="Calibri"/>
+          <w:b w:val="0"/>
+          <w:i w:val="0"/>
+          <w:color w:val="535353"/>
+          <w:sz w:val="22"/>
+        </w:rPr>
+        <w:t>Сравнительный анализ зарубежного регулирования электронного документооборота (ЭДО) с правовой моделью Российской Федерации. Актуализация: август 2026 г.</w:t>
       </w:r>
     </w:p>
     <w:p>
@@ -39,10 +56,11 @@
         <w:rPr>
           <w:rFonts w:ascii="Calibri" w:hAnsi="Calibri" w:eastAsia="Calibri"/>
           <w:b w:val="0"/>
+          <w:i/>
           <w:color w:val="535353"/>
-          <w:sz w:val="22"/>
+          <w:sz w:val="20"/>
         </w:rPr>
-        <w:t>Сравнительный анализ зарубежного регулирования электронного документооборота (ЭДО) с правовой моделью Российской Федерации. Актуализация: август 2026 г.</w:t>
+        <w:t>Как проверить. После каждого блока фактов — строка «Проверить» с кликабельной ссылкой на официальный текст закона, судебное решение или первоисточник. Рекомендации («что добавить / не переносить») — выводы автора НИР, но рядом указаны нормы, на которые они опираются. Номера дел не вымышлены.</w:t>
       </w:r>
     </w:p>
     <w:p>
@@ -50,6 +68,7 @@
         <w:rPr>
           <w:rFonts w:ascii="Calibri" w:hAnsi="Calibri" w:eastAsia="Calibri"/>
           <w:b/>
+          <w:i w:val="0"/>
           <w:color w:val="1F4E79"/>
           <w:sz w:val="22"/>
         </w:rPr>
@@ -59,11 +78,106 @@
         <w:rPr>
           <w:rFonts w:ascii="Calibri" w:hAnsi="Calibri" w:eastAsia="Calibri"/>
           <w:b w:val="0"/>
+          <w:i w:val="0"/>
           <w:color w:val="535353"/>
           <w:sz w:val="22"/>
         </w:rPr>
         <w:t>Это аналогия: отдельного опубликованного решения именно об «электронном журнале инструктажа / электронном документе ОТ» не найдено. Ниже — ближайшая реальная практика (или связка нормы ОТ и процессуальных правил ЭДО). Номера дел не вымышлены.</w:t>
       </w:r>
+    </w:p>
+    <w:p>
+      <w:pPr>
+        <w:spacing w:before="0" w:after="200"/>
+      </w:pPr>
+      <w:r>
+        <w:rPr>
+          <w:rFonts w:ascii="Calibri" w:hAnsi="Calibri" w:eastAsia="Calibri"/>
+          <w:b w:val="0"/>
+          <w:i/>
+          <w:color w:val="535353"/>
+          <w:sz w:val="18"/>
+        </w:rPr>
+        <w:t xml:space="preserve">Проверить норму / ближайшее дело: </w:t>
+      </w:r>
+      <w:hyperlink r:id="rId9">
+        <w:r>
+          <w:rPr>
+            <w:color w:val="0563C1"/>
+            <w:u w:val="single"/>
+            <w:sz w:val="18"/>
+            <w:rFonts w:ascii="Calibri" w:hAnsi="Calibri"/>
+          </w:rPr>
+          <w:t xml:space="preserve">LPRL 31/1995</w:t>
+        </w:r>
+      </w:hyperlink>
+      <w:r>
+        <w:rPr>
+          <w:rFonts w:ascii="Calibri" w:hAnsi="Calibri" w:eastAsia="Calibri"/>
+          <w:b w:val="0"/>
+          <w:i w:val="0"/>
+          <w:color w:val="535353"/>
+          <w:sz w:val="18"/>
+        </w:rPr>
+        <w:t xml:space="preserve">  ·  </w:t>
+      </w:r>
+      <w:hyperlink r:id="rId10">
+        <w:r>
+          <w:rPr>
+            <w:color w:val="0563C1"/>
+            <w:u w:val="single"/>
+            <w:sz w:val="18"/>
+            <w:rFonts w:ascii="Calibri" w:hAnsi="Calibri"/>
+          </w:rPr>
+          <w:t xml:space="preserve">LEX/AHK: ЭП в трудовых отношениях</w:t>
+        </w:r>
+      </w:hyperlink>
+    </w:p>
+    <w:p>
+      <w:pPr>
+        <w:spacing w:before="0" w:after="200"/>
+      </w:pPr>
+      <w:r>
+        <w:rPr>
+          <w:rFonts w:ascii="Calibri" w:hAnsi="Calibri" w:eastAsia="Calibri"/>
+          <w:b w:val="0"/>
+          <w:i/>
+          <w:color w:val="535353"/>
+          <w:sz w:val="18"/>
+        </w:rPr>
+        <w:t xml:space="preserve">Карточка дела: </w:t>
+      </w:r>
+      <w:hyperlink r:id="rId9">
+        <w:r>
+          <w:rPr>
+            <w:color w:val="0563C1"/>
+            <w:u w:val="single"/>
+            <w:sz w:val="18"/>
+            <w:rFonts w:ascii="Calibri" w:hAnsi="Calibri"/>
+          </w:rPr>
+          <w:t xml:space="preserve">LPRL 31/1995</w:t>
+        </w:r>
+      </w:hyperlink>
+      <w:r>
+        <w:rPr>
+          <w:rFonts w:ascii="Calibri" w:hAnsi="Calibri" w:eastAsia="Calibri"/>
+          <w:b w:val="0"/>
+          <w:i w:val="0"/>
+          <w:color w:val="535353"/>
+          <w:sz w:val="18"/>
+        </w:rPr>
+        <w:t xml:space="preserve">  ·  </w:t>
+      </w:r>
+      <w:hyperlink r:id="rId10">
+        <w:r>
+          <w:rPr>
+            <w:color w:val="0563C1"/>
+            <w:u w:val="single"/>
+            <w:sz w:val="18"/>
+            <w:rFonts w:ascii="Calibri" w:hAnsi="Calibri"/>
+          </w:rPr>
+          <w:t xml:space="preserve">LEX/AHK: ЭП в трудовых отношениях</w:t>
+        </w:r>
+      </w:hyperlink>
     </w:p>
     <w:p>
       <w:pPr>
@@ -95,6 +209,7 @@
               <w:rPr>
                 <w:rFonts w:ascii="Calibri" w:hAnsi="Calibri" w:eastAsia="Calibri"/>
                 <w:b/>
+                <w:i w:val="0"/>
                 <w:color w:val="FFFFFF"/>
                 <w:sz w:val="20"/>
               </w:rPr>
@@ -113,6 +228,7 @@
               <w:rPr>
                 <w:rFonts w:ascii="Calibri" w:hAnsi="Calibri" w:eastAsia="Calibri"/>
                 <w:b/>
+                <w:i w:val="0"/>
                 <w:color w:val="FFFFFF"/>
                 <w:sz w:val="20"/>
               </w:rPr>
@@ -132,6 +248,7 @@
               <w:rPr>
                 <w:rFonts w:ascii="Calibri" w:hAnsi="Calibri" w:eastAsia="Calibri"/>
                 <w:b/>
+                <w:i w:val="0"/>
                 <w:sz w:val="20"/>
               </w:rPr>
               <w:t>Страна</w:t>
@@ -148,6 +265,7 @@
               <w:rPr>
                 <w:rFonts w:ascii="Calibri" w:hAnsi="Calibri" w:eastAsia="Calibri"/>
                 <w:b w:val="0"/>
+                <w:i w:val="0"/>
                 <w:sz w:val="20"/>
               </w:rPr>
               <w:t>Испания</w:t>
@@ -166,6 +284,7 @@
               <w:rPr>
                 <w:rFonts w:ascii="Calibri" w:hAnsi="Calibri" w:eastAsia="Calibri"/>
                 <w:b/>
+                <w:i w:val="0"/>
                 <w:sz w:val="20"/>
               </w:rPr>
               <w:t>Суд / орган</w:t>
@@ -182,6 +301,7 @@
               <w:rPr>
                 <w:rFonts w:ascii="Calibri" w:hAnsi="Calibri" w:eastAsia="Calibri"/>
                 <w:b w:val="0"/>
+                <w:i w:val="0"/>
                 <w:sz w:val="20"/>
               </w:rPr>
               <w:t>Трудовые суды / комментарии DGE и LEX; прямого «дела об электронном журнале инструктажа» не найдено</w:t>
@@ -200,6 +320,7 @@
               <w:rPr>
                 <w:rFonts w:ascii="Calibri" w:hAnsi="Calibri" w:eastAsia="Calibri"/>
                 <w:b/>
+                <w:i w:val="0"/>
                 <w:sz w:val="20"/>
               </w:rPr>
               <w:t>Цитата</w:t>
@@ -216,6 +337,7 @@
               <w:rPr>
                 <w:rFonts w:ascii="Calibri" w:hAnsi="Calibri" w:eastAsia="Calibri"/>
                 <w:b w:val="0"/>
+                <w:i w:val="0"/>
                 <w:sz w:val="20"/>
               </w:rPr>
               <w:t>LPRL art. 19 + режим LEC 326.4 / eIDAS для трудовых электронных документов (аналогия)</w:t>
@@ -234,6 +356,7 @@
               <w:rPr>
                 <w:rFonts w:ascii="Calibri" w:hAnsi="Calibri" w:eastAsia="Calibri"/>
                 <w:b/>
+                <w:i w:val="0"/>
                 <w:sz w:val="20"/>
               </w:rPr>
               <w:t>Сюжет</w:t>
@@ -250,6 +373,7 @@
               <w:rPr>
                 <w:rFonts w:ascii="Calibri" w:hAnsi="Calibri" w:eastAsia="Calibri"/>
                 <w:b w:val="0"/>
+                <w:i w:val="0"/>
                 <w:sz w:val="20"/>
               </w:rPr>
               <w:t>Аналогия: обучение по art. 19 LPRL доказывается по общим правилам электронных документов, запрета e‑журнала нет</w:t>
@@ -268,6 +392,7 @@
               <w:rPr>
                 <w:rFonts w:ascii="Calibri" w:hAnsi="Calibri" w:eastAsia="Calibri"/>
                 <w:b/>
+                <w:i w:val="0"/>
                 <w:sz w:val="20"/>
               </w:rPr>
               <w:t>Статус</w:t>
@@ -284,6 +409,7 @@
               <w:rPr>
                 <w:rFonts w:ascii="Calibri" w:hAnsi="Calibri" w:eastAsia="Calibri"/>
                 <w:b w:val="0"/>
+                <w:i w:val="0"/>
                 <w:sz w:val="20"/>
               </w:rPr>
               <w:t>Аналогия (ближайшая практика)</w:t>
@@ -291,8 +417,72 @@
           </w:p>
         </w:tc>
       </w:tr>
+      <w:tr>
+        <w:tc>
+          <w:tcPr>
+            <w:tcW w:type="dxa" w:w="4762"/>
+          </w:tcPr>
+          <w:p>
+            <w:r/>
+            <w:r>
+              <w:rPr>
+                <w:rFonts w:ascii="Calibri" w:hAnsi="Calibri" w:eastAsia="Calibri"/>
+                <w:b/>
+                <w:i w:val="0"/>
+                <w:sz w:val="20"/>
+              </w:rPr>
+              <w:t>Ссылка для проверки</w:t>
+            </w:r>
+          </w:p>
+        </w:tc>
+        <w:tc>
+          <w:tcPr>
+            <w:tcW w:type="dxa" w:w="4762"/>
+          </w:tcPr>
+          <w:p>
+            <w:r/>
+            <w:hyperlink r:id="rId9">
+              <w:r>
+                <w:rPr>
+                  <w:color w:val="0563C1"/>
+                  <w:u w:val="single"/>
+                  <w:sz w:val="18"/>
+                  <w:rFonts w:ascii="Calibri" w:hAnsi="Calibri"/>
+                </w:rPr>
+                <w:t xml:space="preserve">LPRL 31/1995</w:t>
+              </w:r>
+            </w:hyperlink>
+          </w:p>
+        </w:tc>
+      </w:tr>
     </w:tbl>
     <w:p/>
+    <w:p>
+      <w:pPr>
+        <w:spacing w:before="0" w:after="200"/>
+      </w:pPr>
+      <w:r>
+        <w:rPr>
+          <w:rFonts w:ascii="Calibri" w:hAnsi="Calibri" w:eastAsia="Calibri"/>
+          <w:b w:val="0"/>
+          <w:i/>
+          <w:color w:val="535353"/>
+          <w:sz w:val="18"/>
+        </w:rPr>
+        <w:t xml:space="preserve">Дополнительные ссылки: </w:t>
+      </w:r>
+      <w:hyperlink r:id="rId10">
+        <w:r>
+          <w:rPr>
+            <w:color w:val="0563C1"/>
+            <w:u w:val="single"/>
+            <w:sz w:val="18"/>
+            <w:rFonts w:ascii="Calibri" w:hAnsi="Calibri"/>
+          </w:rPr>
+          <w:t xml:space="preserve">LEX/AHK: ЭП в трудовых отношениях</w:t>
+        </w:r>
+      </w:hyperlink>
+    </w:p>
     <w:p>
       <w:pPr>
         <w:pStyle w:val="Heading1"/>
@@ -306,10 +496,58 @@
         <w:rPr>
           <w:rFonts w:ascii="Calibri" w:hAnsi="Calibri" w:eastAsia="Calibri"/>
           <w:b w:val="0"/>
+          <w:i w:val="0"/>
           <w:sz w:val="24"/>
         </w:rPr>
         <w:t>Испанские споры по ОТ обычно про то, было ли обучение достаточным и адекватным рискам, а не про носитель журнала. Отдельного решения TS «электронный журнал инструктажа ничтожен / действителен» не обнаружено.</w:t>
       </w:r>
+    </w:p>
+    <w:p>
+      <w:pPr>
+        <w:spacing w:before="0" w:after="200"/>
+      </w:pPr>
+      <w:r>
+        <w:rPr>
+          <w:rFonts w:ascii="Calibri" w:hAnsi="Calibri" w:eastAsia="Calibri"/>
+          <w:b w:val="0"/>
+          <w:i/>
+          <w:color w:val="535353"/>
+          <w:sz w:val="18"/>
+        </w:rPr>
+        <w:t xml:space="preserve">Проверить: </w:t>
+      </w:r>
+      <w:hyperlink r:id="rId9">
+        <w:r>
+          <w:rPr>
+            <w:color w:val="0563C1"/>
+            <w:u w:val="single"/>
+            <w:sz w:val="18"/>
+            <w:rFonts w:ascii="Calibri" w:hAnsi="Calibri"/>
+          </w:rPr>
+          <w:t xml:space="preserve">LPRL 31/1995</w:t>
+        </w:r>
+      </w:hyperlink>
+      <w:r>
+        <w:rPr>
+          <w:rFonts w:ascii="Calibri" w:hAnsi="Calibri" w:eastAsia="Calibri"/>
+          <w:b w:val="0"/>
+          <w:i w:val="0"/>
+          <w:color w:val="535353"/>
+          <w:sz w:val="18"/>
+        </w:rPr>
+        <w:t xml:space="preserve">  ·  </w:t>
+      </w:r>
+      <w:hyperlink r:id="rId10">
+        <w:r>
+          <w:rPr>
+            <w:color w:val="0563C1"/>
+            <w:u w:val="single"/>
+            <w:sz w:val="18"/>
+            <w:rFonts w:ascii="Calibri" w:hAnsi="Calibri"/>
+          </w:rPr>
+          <w:t xml:space="preserve">LEX/AHK: ЭП в трудовых отношениях</w:t>
+        </w:r>
+      </w:hyperlink>
     </w:p>
     <w:p>
       <w:pPr>
@@ -324,10 +562,58 @@
         <w:rPr>
           <w:rFonts w:ascii="Calibri" w:hAnsi="Calibri" w:eastAsia="Calibri"/>
           <w:b w:val="0"/>
+          <w:i w:val="0"/>
           <w:sz w:val="24"/>
         </w:rPr>
         <w:t>Работодатель обязан обеспечить и быть способным доказать формирование по art. 19 LPRL. Электронная подпись трудовых документов признаётся, если идентифицирует автора и сохраняет целостность; скан подписи — нет. Если учёт обучения ведётся через квалифицированный сервис, оспаривание записи попадает под LEC 326.4. Иначе — свободная оценка, как у любых электронных следов.</w:t>
       </w:r>
+    </w:p>
+    <w:p>
+      <w:pPr>
+        <w:spacing w:before="0" w:after="200"/>
+      </w:pPr>
+      <w:r>
+        <w:rPr>
+          <w:rFonts w:ascii="Calibri" w:hAnsi="Calibri" w:eastAsia="Calibri"/>
+          <w:b w:val="0"/>
+          <w:i/>
+          <w:color w:val="535353"/>
+          <w:sz w:val="18"/>
+        </w:rPr>
+        <w:t xml:space="preserve">Проверить: </w:t>
+      </w:r>
+      <w:hyperlink r:id="rId9">
+        <w:r>
+          <w:rPr>
+            <w:color w:val="0563C1"/>
+            <w:u w:val="single"/>
+            <w:sz w:val="18"/>
+            <w:rFonts w:ascii="Calibri" w:hAnsi="Calibri"/>
+          </w:rPr>
+          <w:t xml:space="preserve">LPRL 31/1995</w:t>
+        </w:r>
+      </w:hyperlink>
+      <w:r>
+        <w:rPr>
+          <w:rFonts w:ascii="Calibri" w:hAnsi="Calibri" w:eastAsia="Calibri"/>
+          <w:b w:val="0"/>
+          <w:i w:val="0"/>
+          <w:color w:val="535353"/>
+          <w:sz w:val="18"/>
+        </w:rPr>
+        <w:t xml:space="preserve">  ·  </w:t>
+      </w:r>
+      <w:hyperlink r:id="rId10">
+        <w:r>
+          <w:rPr>
+            <w:color w:val="0563C1"/>
+            <w:u w:val="single"/>
+            <w:sz w:val="18"/>
+            <w:rFonts w:ascii="Calibri" w:hAnsi="Calibri"/>
+          </w:rPr>
+          <w:t xml:space="preserve">LEX/AHK: ЭП в трудовых отношениях</w:t>
+        </w:r>
+      </w:hyperlink>
     </w:p>
     <w:p>
       <w:pPr>
@@ -345,6 +631,7 @@
         <w:rPr>
           <w:rFonts w:ascii="Calibri" w:hAnsi="Calibri" w:eastAsia="Calibri"/>
           <w:b w:val="0"/>
+          <w:i w:val="0"/>
           <w:sz w:val="24"/>
         </w:rPr>
         <w:t>Аналогия: применяем общие правила ЭДО и презумпцию 326.4 к документам ОТ.</w:t>
@@ -358,6 +645,7 @@
         <w:rPr>
           <w:rFonts w:ascii="Calibri" w:hAnsi="Calibri" w:eastAsia="Calibri"/>
           <w:b w:val="0"/>
+          <w:i w:val="0"/>
           <w:sz w:val="24"/>
         </w:rPr>
         <w:t>Контраст с РФ: нет статутного вывода журналов из ЭДО.</w:t>
@@ -371,10 +659,79 @@
         <w:rPr>
           <w:rFonts w:ascii="Calibri" w:hAnsi="Calibri" w:eastAsia="Calibri"/>
           <w:b w:val="0"/>
+          <w:i w:val="0"/>
           <w:sz w:val="24"/>
         </w:rPr>
         <w:t>Контраст с Сербией: нет «Form 6 только бумага».</w:t>
       </w:r>
+    </w:p>
+    <w:p>
+      <w:pPr>
+        <w:spacing w:before="0" w:after="200"/>
+      </w:pPr>
+      <w:r>
+        <w:rPr>
+          <w:rFonts w:ascii="Calibri" w:hAnsi="Calibri" w:eastAsia="Calibri"/>
+          <w:b w:val="0"/>
+          <w:i/>
+          <w:color w:val="535353"/>
+          <w:sz w:val="18"/>
+        </w:rPr>
+        <w:t xml:space="preserve">Проверить: </w:t>
+      </w:r>
+      <w:hyperlink r:id="rId9">
+        <w:r>
+          <w:rPr>
+            <w:color w:val="0563C1"/>
+            <w:u w:val="single"/>
+            <w:sz w:val="18"/>
+            <w:rFonts w:ascii="Calibri" w:hAnsi="Calibri"/>
+          </w:rPr>
+          <w:t xml:space="preserve">LPRL 31/1995</w:t>
+        </w:r>
+      </w:hyperlink>
+      <w:r>
+        <w:rPr>
+          <w:rFonts w:ascii="Calibri" w:hAnsi="Calibri" w:eastAsia="Calibri"/>
+          <w:b w:val="0"/>
+          <w:i w:val="0"/>
+          <w:color w:val="535353"/>
+          <w:sz w:val="18"/>
+        </w:rPr>
+        <w:t xml:space="preserve">  ·  </w:t>
+      </w:r>
+      <w:hyperlink r:id="rId10">
+        <w:r>
+          <w:rPr>
+            <w:color w:val="0563C1"/>
+            <w:u w:val="single"/>
+            <w:sz w:val="18"/>
+            <w:rFonts w:ascii="Calibri" w:hAnsi="Calibri"/>
+          </w:rPr>
+          <w:t xml:space="preserve">LEX/AHK: ЭП в трудовых отношениях</w:t>
+        </w:r>
+      </w:hyperlink>
+      <w:r>
+        <w:rPr>
+          <w:rFonts w:ascii="Calibri" w:hAnsi="Calibri" w:eastAsia="Calibri"/>
+          <w:b w:val="0"/>
+          <w:i w:val="0"/>
+          <w:color w:val="535353"/>
+          <w:sz w:val="18"/>
+        </w:rPr>
+        <w:t xml:space="preserve">  ·  </w:t>
+      </w:r>
+      <w:hyperlink r:id="rId11">
+        <w:r>
+          <w:rPr>
+            <w:color w:val="0563C1"/>
+            <w:u w:val="single"/>
+            <w:sz w:val="18"/>
+            <w:rFonts w:ascii="Calibri" w:hAnsi="Calibri"/>
+          </w:rPr>
+          <w:t xml:space="preserve">ТК РФ, ст. 22.1 ч. 3 (исключения из кадрового ЭДО)</w:t>
+        </w:r>
+      </w:hyperlink>
     </w:p>
     <w:p>
       <w:pPr>
@@ -392,6 +749,7 @@
         <w:rPr>
           <w:rFonts w:ascii="Calibri" w:hAnsi="Calibri" w:eastAsia="Calibri"/>
           <w:b w:val="0"/>
+          <w:i w:val="0"/>
           <w:sz w:val="22"/>
         </w:rPr>
         <w:t xml:space="preserve">LPRL 31/1995: </w:t>
@@ -416,6 +774,7 @@
         <w:rPr>
           <w:rFonts w:ascii="Calibri" w:hAnsi="Calibri" w:eastAsia="Calibri"/>
           <w:b w:val="0"/>
+          <w:i w:val="0"/>
           <w:sz w:val="22"/>
         </w:rPr>
         <w:t xml:space="preserve">LEX/AHK: ЭП в трудовых отношениях: </w:t>
